--- a/docs/06_Product Decisions Logs.docx
+++ b/docs/06_Product Decisions Logs.docx
@@ -77,7 +77,7 @@
     <w:p>
       <w:r>
         <w:pict w14:anchorId="1BE53756">
-          <v:rect id="_x0000_i1025" style="width:0;height:1.5pt" o:hralign="center" o:hrstd="t" o:hr="t"/>
+          <v:rect id="_x0000_i1026" style="width:0;height:1.5pt" o:hralign="center" o:hrstd="t" o:hr="t"/>
         </w:pict>
       </w:r>
     </w:p>
@@ -111,7 +111,7 @@
     <w:p>
       <w:r>
         <w:pict w14:anchorId="438893D1">
-          <v:rect id="_x0000_i1026" style="width:0;height:1.5pt" o:hralign="center" o:hrstd="t" o:hr="t"/>
+          <v:rect id="_x0000_i1027" style="width:0;height:1.5pt" o:hralign="center" o:hrstd="t" o:hr="t"/>
         </w:pict>
       </w:r>
     </w:p>
@@ -256,7 +256,7 @@
     <w:p>
       <w:r>
         <w:pict w14:anchorId="699B8DE4">
-          <v:rect id="_x0000_i1027" style="width:0;height:1.5pt" o:hralign="center" o:hrstd="t" o:hr="t"/>
+          <v:rect id="_x0000_i1028" style="width:0;height:1.5pt" o:hralign="center" o:hrstd="t" o:hr="t"/>
         </w:pict>
       </w:r>
     </w:p>
@@ -374,7 +374,7 @@
     <w:p>
       <w:r>
         <w:pict w14:anchorId="0F9F6349">
-          <v:rect id="_x0000_i1147" style="width:0;height:1.5pt" o:hralign="center" o:hrstd="t" o:hr="t"/>
+          <v:rect id="_x0000_i1029" style="width:0;height:1.5pt" o:hralign="center" o:hrstd="t" o:hr="t"/>
         </w:pict>
       </w:r>
     </w:p>
@@ -483,7 +483,7 @@
     <w:p>
       <w:r>
         <w:pict w14:anchorId="70B099DE">
-          <v:rect id="_x0000_i1148" style="width:0;height:1.5pt" o:hralign="center" o:hrstd="t" o:hr="t"/>
+          <v:rect id="_x0000_i1030" style="width:0;height:1.5pt" o:hralign="center" o:hrstd="t" o:hr="t"/>
         </w:pict>
       </w:r>
     </w:p>
@@ -573,7 +573,7 @@
     <w:p>
       <w:r>
         <w:pict w14:anchorId="420BDC40">
-          <v:rect id="_x0000_i1149" style="width:0;height:1.5pt" o:hralign="center" o:hrstd="t" o:hr="t"/>
+          <v:rect id="_x0000_i1031" style="width:0;height:1.5pt" o:hralign="center" o:hrstd="t" o:hr="t"/>
         </w:pict>
       </w:r>
     </w:p>
@@ -670,7 +670,7 @@
     <w:p>
       <w:r>
         <w:pict w14:anchorId="5C0D4DCD">
-          <v:rect id="_x0000_i1150" style="width:0;height:1.5pt" o:hralign="center" o:hrstd="t" o:hr="t"/>
+          <v:rect id="_x0000_i1032" style="width:0;height:1.5pt" o:hralign="center" o:hrstd="t" o:hr="t"/>
         </w:pict>
       </w:r>
     </w:p>
@@ -759,7 +759,7 @@
     <w:p>
       <w:r>
         <w:pict w14:anchorId="056EA76A">
-          <v:rect id="_x0000_i1151" style="width:0;height:1.5pt" o:hralign="center" o:hrstd="t" o:hr="t"/>
+          <v:rect id="_x0000_i1033" style="width:0;height:1.5pt" o:hralign="center" o:hrstd="t" o:hr="t"/>
         </w:pict>
       </w:r>
     </w:p>
@@ -849,7 +849,7 @@
     <w:p>
       <w:r>
         <w:pict w14:anchorId="01193D3E">
-          <v:rect id="_x0000_i1152" style="width:0;height:1.5pt" o:hralign="center" o:hrstd="t" o:hr="t"/>
+          <v:rect id="_x0000_i1034" style="width:0;height:1.5pt" o:hralign="center" o:hrstd="t" o:hr="t"/>
         </w:pict>
       </w:r>
     </w:p>
@@ -938,7 +938,7 @@
     <w:p>
       <w:r>
         <w:pict w14:anchorId="404F1BAF">
-          <v:rect id="_x0000_i1153" style="width:0;height:1.5pt" o:hralign="center" o:hrstd="t" o:hr="t"/>
+          <v:rect id="_x0000_i1035" style="width:0;height:1.5pt" o:hralign="center" o:hrstd="t" o:hr="t"/>
         </w:pict>
       </w:r>
     </w:p>
@@ -1028,7 +1028,7 @@
     <w:p>
       <w:r>
         <w:pict w14:anchorId="35E5F034">
-          <v:rect id="_x0000_i1154" style="width:0;height:1.5pt" o:hralign="center" o:hrstd="t" o:hr="t"/>
+          <v:rect id="_x0000_i1036" style="width:0;height:1.5pt" o:hralign="center" o:hrstd="t" o:hr="t"/>
         </w:pict>
       </w:r>
     </w:p>
@@ -1117,7 +1117,7 @@
     <w:p>
       <w:r>
         <w:pict w14:anchorId="513CC1D9">
-          <v:rect id="_x0000_i1155" style="width:0;height:1.5pt" o:hralign="center" o:hrstd="t" o:hr="t"/>
+          <v:rect id="_x0000_i1037" style="width:0;height:1.5pt" o:hralign="center" o:hrstd="t" o:hr="t"/>
         </w:pict>
       </w:r>
     </w:p>
@@ -1207,7 +1207,7 @@
     <w:p>
       <w:r>
         <w:pict w14:anchorId="22E57C33">
-          <v:rect id="_x0000_i1156" style="width:0;height:1.5pt" o:hralign="center" o:hrstd="t" o:hr="t"/>
+          <v:rect id="_x0000_i1038" style="width:0;height:1.5pt" o:hralign="center" o:hrstd="t" o:hr="t"/>
         </w:pict>
       </w:r>
     </w:p>
@@ -1296,7 +1296,7 @@
     <w:p>
       <w:r>
         <w:pict w14:anchorId="58DA6640">
-          <v:rect id="_x0000_i1157" style="width:0;height:1.5pt" o:hralign="center" o:hrstd="t" o:hr="t"/>
+          <v:rect id="_x0000_i1039" style="width:0;height:1.5pt" o:hralign="center" o:hrstd="t" o:hr="t"/>
         </w:pict>
       </w:r>
     </w:p>
@@ -1393,7 +1393,7 @@
     <w:p>
       <w:r>
         <w:pict w14:anchorId="4D918828">
-          <v:rect id="_x0000_i1158" style="width:0;height:1.5pt" o:hralign="center" o:hrstd="t" o:hr="t"/>
+          <v:rect id="_x0000_i1040" style="width:0;height:1.5pt" o:hralign="center" o:hrstd="t" o:hr="t"/>
         </w:pict>
       </w:r>
     </w:p>
@@ -1483,7 +1483,7 @@
     <w:p>
       <w:r>
         <w:pict w14:anchorId="63213761">
-          <v:rect id="_x0000_i1159" style="width:0;height:1.5pt" o:hralign="center" o:hrstd="t" o:hr="t"/>
+          <v:rect id="_x0000_i1041" style="width:0;height:1.5pt" o:hralign="center" o:hrstd="t" o:hr="t"/>
         </w:pict>
       </w:r>
     </w:p>
@@ -1572,7 +1572,7 @@
     <w:p>
       <w:r>
         <w:pict w14:anchorId="0C565DB5">
-          <v:rect id="_x0000_i1160" style="width:0;height:1.5pt" o:hralign="center" o:hrstd="t" o:hr="t"/>
+          <v:rect id="_x0000_i1042" style="width:0;height:1.5pt" o:hralign="center" o:hrstd="t" o:hr="t"/>
         </w:pict>
       </w:r>
     </w:p>
@@ -1672,77 +1672,134 @@
     <w:p>
       <w:r>
         <w:pict w14:anchorId="68559795">
-          <v:rect id="_x0000_i1163" style="width:0;height:1.5pt" o:hralign="center" o:bullet="t" o:hrstd="t" o:hr="t"/>
+          <v:rect id="_x0000_i1051" style="width:0;height:1.5pt" o:hralign="center" o:bullet="t" o:hrstd="t" o:hr="t"/>
         </w:pict>
       </w:r>
+      <w:r>
+        <w:br/>
+      </w:r>
     </w:p>
     <w:p/>
-    <w:tbl>
-      <w:tblPr>
-        <w:tblW w:w="0" w:type="auto"/>
-        <w:tblCellSpacing w:w="15" w:type="dxa"/>
-        <w:tblCellMar>
-          <w:top w:w="15" w:type="dxa"/>
-          <w:left w:w="15" w:type="dxa"/>
-          <w:bottom w:w="15" w:type="dxa"/>
-          <w:right w:w="15" w:type="dxa"/>
-        </w:tblCellMar>
-        <w:tblLook w:val="04A0" w:firstRow="1" w:lastRow="0" w:firstColumn="1" w:lastColumn="0" w:noHBand="0" w:noVBand="1"/>
-      </w:tblPr>
-      <w:tblGrid>
-        <w:gridCol w:w="609"/>
-        <w:gridCol w:w="8751"/>
-      </w:tblGrid>
-      <w:tr>
-        <w:trPr>
-          <w:tblCellSpacing w:w="15" w:type="dxa"/>
-        </w:trPr>
-        <w:tc>
-          <w:tcPr>
-            <w:tcW w:w="0" w:type="auto"/>
-            <w:vAlign w:val="center"/>
-            <w:hideMark/>
-          </w:tcPr>
-          <w:p>
-            <w:pPr>
-              <w:rPr>
-                <w:lang w:val="en-IN"/>
-              </w:rPr>
-            </w:pPr>
-            <w:r>
-              <w:rPr>
-                <w:lang w:val="en-IN"/>
-              </w:rPr>
-              <w:t>PD-016</w:t>
-            </w:r>
-          </w:p>
-        </w:tc>
-        <w:tc>
-          <w:tcPr>
-            <w:tcW w:w="0" w:type="auto"/>
-            <w:vAlign w:val="center"/>
-            <w:hideMark/>
-          </w:tcPr>
-          <w:p>
-            <w:pPr>
-              <w:rPr>
-                <w:lang w:val="en-IN"/>
-              </w:rPr>
-            </w:pPr>
-            <w:r>
-              <w:rPr>
-                <w:b/>
-                <w:bCs/>
-              </w:rPr>
-              <w:t>PD-016:</w:t>
-            </w:r>
-            <w:r>
-              <w:t xml:space="preserve"> The application supports predefined Meal Options (Half Meal and Full Meal). Customers select a Meal Option while responding to the daily menu, and the selected option is recorded for billing.</w:t>
-            </w:r>
-          </w:p>
-        </w:tc>
-      </w:tr>
-    </w:tbl>
+    <w:p>
+      <w:pPr>
+        <w:pStyle w:val="Heading3"/>
+      </w:pPr>
+      <w:r>
+        <w:lastRenderedPageBreak/>
+        <w:t>PD-006</w:t>
+      </w:r>
+    </w:p>
+    <w:p>
+      <w:pPr>
+        <w:pStyle w:val="Heading3"/>
+      </w:pPr>
+    </w:p>
+    <w:p>
+      <w:pPr>
+        <w:pStyle w:val="Heading3"/>
+      </w:pPr>
+      <w:r>
+        <w:t>Title</w:t>
+      </w:r>
+    </w:p>
+    <w:p>
+      <w:pPr>
+        <w:pStyle w:val="Heading3"/>
+      </w:pPr>
+    </w:p>
+    <w:p>
+      <w:pPr>
+        <w:pStyle w:val="Heading3"/>
+      </w:pPr>
+      <w:r>
+        <w:t>Meal Pricing Management</w:t>
+      </w:r>
+    </w:p>
+    <w:p>
+      <w:pPr>
+        <w:pStyle w:val="Heading3"/>
+      </w:pPr>
+    </w:p>
+    <w:p>
+      <w:pPr>
+        <w:pStyle w:val="Heading3"/>
+      </w:pPr>
+      <w:r>
+        <w:t>Decision</w:t>
+      </w:r>
+    </w:p>
+    <w:p>
+      <w:pPr>
+        <w:pStyle w:val="Heading3"/>
+      </w:pPr>
+    </w:p>
+    <w:p>
+      <w:pPr>
+        <w:pStyle w:val="Heading3"/>
+      </w:pPr>
+      <w:r>
+        <w:t>The application provides a centralized Meal Pricing module where the Mess Owner can update the current prices of predefined Meal Options.</w:t>
+      </w:r>
+    </w:p>
+    <w:p>
+      <w:pPr>
+        <w:pStyle w:val="Heading3"/>
+      </w:pPr>
+    </w:p>
+    <w:p>
+      <w:pPr>
+        <w:pStyle w:val="Heading3"/>
+      </w:pPr>
+      <w:r>
+        <w:t>Reason</w:t>
+      </w:r>
+    </w:p>
+    <w:p>
+      <w:pPr>
+        <w:pStyle w:val="Heading3"/>
+      </w:pPr>
+    </w:p>
+    <w:p>
+      <w:pPr>
+        <w:pStyle w:val="Heading3"/>
+      </w:pPr>
+      <w:r>
+        <w:t>Meal prices may change over time due to operational costs while historical Meal Records and Bills must remain unaffected.</w:t>
+      </w:r>
+    </w:p>
+    <w:p>
+      <w:pPr>
+        <w:pStyle w:val="Heading3"/>
+      </w:pPr>
+    </w:p>
+    <w:p>
+      <w:pPr>
+        <w:pStyle w:val="Heading3"/>
+      </w:pPr>
+      <w:r>
+        <w:t>Status</w:t>
+      </w:r>
+    </w:p>
+    <w:p>
+      <w:pPr>
+        <w:pStyle w:val="Heading3"/>
+      </w:pPr>
+    </w:p>
+    <w:p>
+      <w:pPr>
+        <w:pStyle w:val="Heading3"/>
+      </w:pPr>
+      <w:r>
+        <w:rPr>
+          <w:rFonts w:ascii="Segoe UI Emoji" w:hAnsi="Segoe UI Emoji" w:cs="Segoe UI Emoji"/>
+        </w:rPr>
+        <w:t>✅</w:t>
+      </w:r>
+      <w:r>
+        <w:t xml:space="preserve"> Locked</w:t>
+      </w:r>
+    </w:p>
+    <w:p/>
     <w:p>
       <w:pPr>
         <w:rPr>
@@ -2033,6 +2090,7 @@
       <w:bookmarkEnd w:id="75"/>
       <w:bookmarkEnd w:id="79"/>
       <w:r>
+        <w:lastRenderedPageBreak/>
         <w:t>Future Decisions</w:t>
       </w:r>
     </w:p>
@@ -2139,7 +2197,7 @@
     <w:p>
       <w:r>
         <w:pict w14:anchorId="36A51D20">
-          <v:rect id="_x0000_i1161" style="width:0;height:1.5pt" o:hralign="center" o:hrstd="t" o:hr="t"/>
+          <v:rect id="_x0000_i1044" style="width:0;height:1.5pt" o:hralign="center" o:hrstd="t" o:hr="t"/>
         </w:pict>
       </w:r>
     </w:p>
@@ -2150,7 +2208,6 @@
       <w:bookmarkStart w:id="81" w:name="change-log"/>
       <w:bookmarkEnd w:id="80"/>
       <w:r>
-        <w:lastRenderedPageBreak/>
         <w:t>Change Log</w:t>
       </w:r>
     </w:p>
@@ -2229,7 +2286,7 @@
     <w:p>
       <w:r>
         <w:pict w14:anchorId="775B20F9">
-          <v:rect id="_x0000_i1162" style="width:0;height:1.5pt" o:hralign="center" o:hrstd="t" o:hr="t"/>
+          <v:rect id="_x0000_i1045" style="width:0;height:1.5pt" o:hralign="center" o:hrstd="t" o:hr="t"/>
         </w:pict>
       </w:r>
     </w:p>
@@ -2277,6 +2334,11 @@
   <w:numPicBullet w:numPicBulletId="0">
     <w:pict>
       <v:rect id="_x0000_i1025" style="width:0;height:1.5pt" o:hralign="center" o:bullet="t" o:hrstd="t" o:hr="t"/>
+    </w:pict>
+  </w:numPicBullet>
+  <w:numPicBullet w:numPicBulletId="1">
+    <w:pict>
+      <v:rect id="_x0000_i1026" style="width:0;height:1.5pt" o:hralign="center" o:bullet="t" o:hrstd="t" o:hr="t"/>
     </w:pict>
   </w:numPicBullet>
   <w:abstractNum w:abstractNumId="0" w15:restartNumberingAfterBreak="0">
@@ -2937,6 +2999,7 @@
   <w:style w:type="character" w:default="1" w:styleId="DefaultParagraphFont">
     <w:name w:val="Default Paragraph Font"/>
     <w:uiPriority w:val="1"/>
+    <w:semiHidden/>
     <w:unhideWhenUsed/>
   </w:style>
   <w:style w:type="table" w:default="1" w:styleId="TableNormal">
